--- a/assets/docs/SkyAccess-Proposal-Mau.docx
+++ b/assets/docs/SkyAccess-Proposal-Mau.docx
@@ -713,14 +713,14 @@
           <w:sz w:val="26"/>
           <w:szCs w:val="26"/>
         </w:rPr>
-        <w:t>9</w:t>
-      </w:r>
-      <w:r>
-        <w:rPr>
-          <w:sz w:val="26"/>
-          <w:szCs w:val="26"/>
-        </w:rPr>
-        <w:t xml:space="preserve">0 buổi workshop, </w:t>
+        <w:t>100</w:t>
+      </w:r>
+      <w:r>
+        <w:rPr>
+          <w:sz w:val="26"/>
+          <w:szCs w:val="26"/>
+        </w:rPr>
+        <w:t xml:space="preserve"> buổi workshop, </w:t>
       </w:r>
       <w:r>
         <w:rPr>
@@ -741,7 +741,14 @@
           <w:sz w:val="26"/>
           <w:szCs w:val="26"/>
         </w:rPr>
-        <w:t>30</w:t>
+        <w:t>10</w:t>
+      </w:r>
+      <w:r>
+        <w:rPr>
+          <w:sz w:val="26"/>
+          <w:szCs w:val="26"/>
+        </w:rPr>
+        <w:t>0</w:t>
       </w:r>
       <w:r>
         <w:rPr>
@@ -2079,7 +2086,7 @@
           <w:sz w:val="26"/>
           <w:szCs w:val="26"/>
         </w:rPr>
-        <w:t>Ưu tiên 1: Các trường THPT tại TP. Hồ Chí Minh, Bình Dương, Đồng Nai, Long An, Bà Rịa – Vũng Tàu.</w:t>
+        <w:t>Ưu tiên 1: Các trường THPT tại TP. Hồ Chí Minh</w:t>
       </w:r>
     </w:p>
     <w:p>
